--- a/블로그글작성/판례/폐기물_대법원_시리즈/판례_대법원2012도7446_일시적으로5톤이상폐기물을배출해도사업장에해당합니다.docx
+++ b/블로그글작성/판례/폐기물_대법원_시리즈/판례_대법원2012도7446_일시적으로5톤이상폐기물을배출해도사업장에해당합니다.docx
@@ -359,21 +359,7 @@
           <w:rFonts w:ascii="맑은 고딕" w:hAnsi="맑은 고딕" w:eastAsia="맑은 고딕" w:cs="맑은 고딕"/>
           <w:color w:val="000000"/>
         </w:rPr>
-        <w:t>이 사건 공소사실은 범죄의 증명이 없다는 이유로 그에 관하여 모두 무죄를 선고하였다.</w:t>
-      </w:r>
-      <w:r>
-        <w:rPr>
-          <w:rFonts w:ascii="맑은 고딕" w:hAnsi="맑은 고딕" w:eastAsia="맑은 고딕" w:cs="맑은 고딕"/>
-          <w:color w:val="000000"/>
-        </w:rPr>
-        <w:br/>
-      </w:r>
-      <w:r>
-        <w:rPr>
-          <w:rFonts w:ascii="맑은 고딕" w:hAnsi="맑은 고딕" w:eastAsia="맑은 고딕" w:cs="맑은 고딕"/>
-          <w:color w:val="000000"/>
-        </w:rPr>
-        <w:t>3. 그러나 위와 같은</w:t>
+        <w:t>① 이 사건 공소사실은 범죄의 증명이 없다는 이유로 그에 관하여 모두 무죄를 선고하였다. 그러나 위와 같은</w:t>
       </w:r>
     </w:p>
     <w:p>
@@ -453,7 +439,7 @@
           <w:rFonts w:ascii="맑은 고딕" w:hAnsi="맑은 고딕" w:eastAsia="맑은 고딕" w:cs="맑은 고딕"/>
           <w:color w:val="000000"/>
         </w:rPr>
-        <w:t>원심의 판단은 수긍하기 어렵다.</w:t>
+        <w:t>① 원심의 판단은 수긍하기 어렵다.</w:t>
       </w:r>
       <w:r>
         <w:rPr>
@@ -467,7 +453,7 @@
           <w:rFonts w:ascii="맑은 고딕" w:hAnsi="맑은 고딕" w:eastAsia="맑은 고딕" w:cs="맑은 고딕"/>
           <w:color w:val="000000"/>
         </w:rPr>
-        <w:t>이 사건 공소사실은 ○○농협이 공소외인과 임치계약을 체결하고 무를 저온저장고에 보관하던 중 계약기간이 만료하였는데도 공소외인이 무를 찾아가지 않아 썩게 되자 피고인들은 이를 무단 투기하는 방법으로 처리하기로 공모한 후, 썩은 무 185.6t을 반출하여 토지에 살포해서 트랙터를 이용하여 흙과 혼합하는 방식으로 무단 처리하고, 그에 대해 주민으로부터 항의를 받게 되자 피고인 2가 위와 같이 무단 처리한 썩은 무 중 15t 가량을 다시 수거하여 자기 소유의 토지 공터 풀숲에 무단 투기하였다는 것이다.</w:t>
+        <w:t>② 이 사건 공소사실은 ○○농협이 공소외인과 임치계약을 체결하고 무를 저온저장고에 보관하던 중 계약기간이 만료하였는데도 공소외인이 무를 찾아가지 않아 썩게 되자 피고인들은 이를 무단 투기하는 방법으로 처리하기로 공모한 후, 썩은 무 185.6t을 반출하여 토지에 살포해서 트랙터를 이용하여 흙과 혼합하는 방식으로 무단 처리하고, 그에 대해 주민으로부터 항의를 받게 되자 피고인 2가 위와 같이 무단 처리한 썩은 무 중 15t 가량을 다시 수거하여 자기 소유의 토지 공터 풀숲에 무단 투기하였다는 것이다.</w:t>
       </w:r>
       <w:r>
         <w:rPr>
@@ -481,7 +467,7 @@
           <w:rFonts w:ascii="맑은 고딕" w:hAnsi="맑은 고딕" w:eastAsia="맑은 고딕" w:cs="맑은 고딕"/>
           <w:color w:val="000000"/>
         </w:rPr>
-        <w:t>원심도 인정하였다시피 이 사건에서 ‘썩은 무’는 법 제2조 제1호에 정한 ‘폐기물’에 해당함은 분명하다. 그리고 피고인들이 ○○농협 저온저장고에서 이 사건 썩은 무를 치우는 등 저온저장고를 정리하는 행위를 한 경과를 위에서 본 법리에 비추어 보면, 이는 시행령 제2조 제9호에서 말하는 ‘일련의 작업’에 해당한다 할 것이다. 따라서 이 사건 공소사실과 같은 사실관계가 인정되는 이상, 특별한 사정이 없는 한 ○○농협 저온저장고는 위 썩은 무의 처리에 관하여 ‘일련의 작업으로 폐기물을 5t 이상 배출하는 사업장’에 해당한다고 보아야 하고, 이 사건 썩은 무가 원래 공소외인의 소유로서 공소외인이 반환받아야 하는 것이라는 사정은 이와 같은 판단에 아무런 영향을 미치지 않는다고 할 것이다.</w:t>
+        <w:t>③ 원심도 인정하였다시피 이 사건에서 ‘썩은 무’는 법 제2조 제1호에 정한 ‘폐기물’에 해당함은 분명하다.</w:t>
       </w:r>
       <w:r>
         <w:rPr>
@@ -495,7 +481,7 @@
           <w:rFonts w:ascii="맑은 고딕" w:hAnsi="맑은 고딕" w:eastAsia="맑은 고딕" w:cs="맑은 고딕"/>
           <w:color w:val="000000"/>
         </w:rPr>
-        <w:t>결국 이 사건 썩은 무는 ‘그 밖에 대통령령으로 정하는 사업장에서 발생되는 폐기물’로서 법 제2조 제3호에 정한 ‘사업장폐기물’에 해당한다 할 것이다. 원심은 이에 관하여 시행령 제2조 제9호로 정한 ‘사업장’의 의미를 오해하였고 그와 같은 잘못이 판결에 영향을 미쳤으므로, 이를 지적하는 상고이유의 주장은 이유 있다.</w:t>
+        <w:t>④ 그리고 피고인들이 ○○농협 저온저장고에서 이 사건 썩은 무를 치우는 등 저온저장고를 정리하는 행위를 한 경과를 위에서 본 법리에 비추어 보면, 이는 시행령 제2조 제9호에서 말하는 ‘일련의 작업’에 해당한다 할 것이다.</w:t>
       </w:r>
       <w:r>
         <w:rPr>
@@ -509,7 +495,49 @@
           <w:rFonts w:ascii="맑은 고딕" w:hAnsi="맑은 고딕" w:eastAsia="맑은 고딕" w:cs="맑은 고딕"/>
           <w:color w:val="000000"/>
         </w:rPr>
-        <w:t>4. 이에 원심판결을 파기하고 사건을 다시 심리·판단하도록 원심법원에 환송하기로 하여, 관여 대법관의 일치된 의견으로</w:t>
+        <w:t>⑤ 따라서 이 사건 공소사실과 같은 사실관계가 인정되는 이상, 특별한 사정이 없는 한 ○○농협 저온저장고는 위 썩은 무의 처리에 관하여 ‘일련의 작업으로 폐기물을 5t 이상 배출하는 사업장’에 해당한다고 보아야 하고, 이 사건 썩은 무가 원래 공소외인의 소유로서 공소외인이 반환받아야 하는 것이라는 사정은 이와 같은 판단에 아무런 영향을 미치지 않는다고 할 것이다.</w:t>
+      </w:r>
+      <w:r>
+        <w:rPr>
+          <w:rFonts w:ascii="맑은 고딕" w:hAnsi="맑은 고딕" w:eastAsia="맑은 고딕" w:cs="맑은 고딕"/>
+          <w:color w:val="000000"/>
+        </w:rPr>
+        <w:br/>
+      </w:r>
+      <w:r>
+        <w:rPr>
+          <w:rFonts w:ascii="맑은 고딕" w:hAnsi="맑은 고딕" w:eastAsia="맑은 고딕" w:cs="맑은 고딕"/>
+          <w:color w:val="000000"/>
+        </w:rPr>
+        <w:t>⑥ 결국 이 사건 썩은 무는 ‘그 밖에 대통령령으로 정하는 사업장에서 발생되는 폐기물’로서 법 제2조 제3호에 정한 ‘사업장폐기물’에 해당한다 할 것이다.</w:t>
+      </w:r>
+      <w:r>
+        <w:rPr>
+          <w:rFonts w:ascii="맑은 고딕" w:hAnsi="맑은 고딕" w:eastAsia="맑은 고딕" w:cs="맑은 고딕"/>
+          <w:color w:val="000000"/>
+        </w:rPr>
+        <w:br/>
+      </w:r>
+      <w:r>
+        <w:rPr>
+          <w:rFonts w:ascii="맑은 고딕" w:hAnsi="맑은 고딕" w:eastAsia="맑은 고딕" w:cs="맑은 고딕"/>
+          <w:color w:val="000000"/>
+        </w:rPr>
+        <w:t>⑦ 원심은 이에 관하여 시행령 제2조 제9호로 정한 ‘사업장’의 의미를 오해하였고 그와 같은 잘못이 판결에 영향을 미쳤으므로, 이를 지적하는 상고이유의 주장은 이유 있다.</w:t>
+      </w:r>
+      <w:r>
+        <w:rPr>
+          <w:rFonts w:ascii="맑은 고딕" w:hAnsi="맑은 고딕" w:eastAsia="맑은 고딕" w:cs="맑은 고딕"/>
+          <w:color w:val="000000"/>
+        </w:rPr>
+        <w:br/>
+      </w:r>
+      <w:r>
+        <w:rPr>
+          <w:rFonts w:ascii="맑은 고딕" w:hAnsi="맑은 고딕" w:eastAsia="맑은 고딕" w:cs="맑은 고딕"/>
+          <w:color w:val="000000"/>
+        </w:rPr>
+        <w:t>⑧ 이에 원심판결을 파기하고 사건을 다시 심리·판단하도록 원심법원에 환송하기로 하여, 관여 대법관의 일치된 의견으로</w:t>
       </w:r>
     </w:p>
     <w:p>
@@ -536,22 +564,169 @@
           <w:rFonts w:ascii="맑은 고딕" w:hAnsi="맑은 고딕" w:eastAsia="맑은 고딕" w:cs="맑은 고딕"/>
           <w:color w:val="000000"/>
         </w:rPr>
-        <w:t>5. 참조 조문</w:t>
-      </w:r>
-    </w:p>
-    <w:p>
-      <w:pPr>
-        <w:autoSpaceDE w:val="0"/>
-        <w:autoSpaceDN w:val="0"/>
-      </w:pPr>
-      <w:r>
-        <w:rPr>
-          <w:rFonts w:ascii="맑은 고딕" w:hAnsi="맑은 고딕" w:eastAsia="맑은 고딕" w:cs="맑은 고딕"/>
-          <w:color w:val="000000"/>
-        </w:rPr>
-        <w:t>구 폐기물관리법(2010. 7. 23. 법률 제10389호로 개정되기 전의 것) 제2조 제1호, 제3호, 제18조 제1항, 제65조 제2호, 구 폐기물관리법 시행령(2013. 5. 28. 대통령령 제24543호로 개정되기 전의 것) 제2조 제7호, 제8호, 제9호</w:t>
-      </w:r>
-    </w:p>
+        <w:t>5. 적용 법령</w:t>
+      </w:r>
+    </w:p>
+    <w:tbl>
+      <w:tblPr>
+        <w:tblW w:type="pct" w:w="5000"/>
+        <w:tblLook w:firstColumn="1" w:firstRow="1" w:lastColumn="0" w:lastRow="0" w:noHBand="0" w:noVBand="1" w:val="04A0"/>
+        <w:tblBorders>
+          <w:top w:val="single" w:sz="14" w:space="0" w:color="808080"/>
+          <w:left w:val="single" w:sz="14" w:space="0" w:color="808080"/>
+          <w:bottom w:val="single" w:sz="14" w:space="0" w:color="808080"/>
+          <w:right w:val="single" w:sz="14" w:space="0" w:color="808080"/>
+          <w:insideH w:val="single" w:sz="4" w:space="0" w:color="B7B7B7"/>
+          <w:insideV w:val="single" w:sz="4" w:space="0" w:color="B7B7B7"/>
+        </w:tblBorders>
+      </w:tblPr>
+      <w:tblGrid>
+        <w:gridCol w:w="4513"/>
+        <w:gridCol w:w="4513"/>
+      </w:tblGrid>
+      <w:tr>
+        <w:tc>
+          <w:tcPr>
+            <w:tcW w:type="pct" w:w="1600"/>
+            <w:shd w:val="clear" w:color="auto" w:fill="D9D9D9"/>
+            <w:tcBorders>
+              <w:bottom w:val="double" w:sz="6" w:space="0" w:color="808080"/>
+            </w:tcBorders>
+          </w:tcPr>
+          <w:p>
+            <w:pPr>
+              <w:autoSpaceDE w:val="0"/>
+              <w:autoSpaceDN w:val="0"/>
+            </w:pPr>
+            <w:r/>
+            <w:r>
+              <w:rPr>
+                <w:rFonts w:ascii="맑은 고딕" w:hAnsi="맑은 고딕" w:eastAsia="맑은 고딕" w:cs="맑은 고딕"/>
+                <w:b/>
+                <w:color w:val="000000"/>
+                <w:sz w:val="19"/>
+              </w:rPr>
+              <w:t>법령</w:t>
+            </w:r>
+          </w:p>
+        </w:tc>
+        <w:tc>
+          <w:tcPr>
+            <w:tcW w:type="pct" w:w="3400"/>
+            <w:shd w:val="clear" w:color="auto" w:fill="D9D9D9"/>
+            <w:tcBorders>
+              <w:bottom w:val="double" w:sz="6" w:space="0" w:color="808080"/>
+            </w:tcBorders>
+          </w:tcPr>
+          <w:p>
+            <w:pPr>
+              <w:autoSpaceDE w:val="0"/>
+              <w:autoSpaceDN w:val="0"/>
+            </w:pPr>
+            <w:r/>
+            <w:r>
+              <w:rPr>
+                <w:rFonts w:ascii="맑은 고딕" w:hAnsi="맑은 고딕" w:eastAsia="맑은 고딕" w:cs="맑은 고딕"/>
+                <w:b/>
+                <w:color w:val="000000"/>
+                <w:sz w:val="19"/>
+              </w:rPr>
+              <w:t>조항</w:t>
+            </w:r>
+          </w:p>
+        </w:tc>
+      </w:tr>
+      <w:tr>
+        <w:tc>
+          <w:tcPr>
+            <w:tcW w:type="pct" w:w="1600"/>
+            <w:shd w:val="clear" w:color="auto" w:fill="F2F2F2"/>
+          </w:tcPr>
+          <w:p>
+            <w:pPr>
+              <w:autoSpaceDE w:val="0"/>
+              <w:autoSpaceDN w:val="0"/>
+            </w:pPr>
+            <w:r/>
+            <w:r>
+              <w:rPr>
+                <w:rFonts w:ascii="맑은 고딕" w:hAnsi="맑은 고딕" w:eastAsia="맑은 고딕" w:cs="맑은 고딕"/>
+                <w:b/>
+                <w:color w:val="000000"/>
+                <w:sz w:val="19"/>
+              </w:rPr>
+              <w:t>구 폐기물관리법(2010. 7. 23. 법률 제10389호로 개정되기 전의 것)</w:t>
+            </w:r>
+          </w:p>
+        </w:tc>
+        <w:tc>
+          <w:tcPr>
+            <w:tcW w:type="pct" w:w="3400"/>
+          </w:tcPr>
+          <w:p>
+            <w:pPr>
+              <w:autoSpaceDE w:val="0"/>
+              <w:autoSpaceDN w:val="0"/>
+            </w:pPr>
+            <w:r/>
+            <w:r>
+              <w:rPr>
+                <w:rFonts w:ascii="맑은 고딕" w:hAnsi="맑은 고딕" w:eastAsia="맑은 고딕" w:cs="맑은 고딕"/>
+                <w:b w:val="0"/>
+                <w:color w:val="000000"/>
+                <w:sz w:val="19"/>
+              </w:rPr>
+              <w:t>제2조 제1호, 제3호, 제18조 제1항, 제65조 제2호</w:t>
+            </w:r>
+          </w:p>
+        </w:tc>
+      </w:tr>
+      <w:tr>
+        <w:tc>
+          <w:tcPr>
+            <w:tcW w:type="pct" w:w="1600"/>
+            <w:shd w:val="clear" w:color="auto" w:fill="F2F2F2"/>
+          </w:tcPr>
+          <w:p>
+            <w:pPr>
+              <w:autoSpaceDE w:val="0"/>
+              <w:autoSpaceDN w:val="0"/>
+            </w:pPr>
+            <w:r/>
+            <w:r>
+              <w:rPr>
+                <w:rFonts w:ascii="맑은 고딕" w:hAnsi="맑은 고딕" w:eastAsia="맑은 고딕" w:cs="맑은 고딕"/>
+                <w:b/>
+                <w:color w:val="000000"/>
+                <w:sz w:val="19"/>
+              </w:rPr>
+              <w:t>구 폐기물관리법 시행령(2013. 5. 28. 대통령령 제24543호로 개정되기 전의 것)</w:t>
+            </w:r>
+          </w:p>
+        </w:tc>
+        <w:tc>
+          <w:tcPr>
+            <w:tcW w:type="pct" w:w="3400"/>
+          </w:tcPr>
+          <w:p>
+            <w:pPr>
+              <w:autoSpaceDE w:val="0"/>
+              <w:autoSpaceDN w:val="0"/>
+            </w:pPr>
+            <w:r/>
+            <w:r>
+              <w:rPr>
+                <w:rFonts w:ascii="맑은 고딕" w:hAnsi="맑은 고딕" w:eastAsia="맑은 고딕" w:cs="맑은 고딕"/>
+                <w:b w:val="0"/>
+                <w:color w:val="000000"/>
+                <w:sz w:val="19"/>
+              </w:rPr>
+              <w:t>제2조 제7호, 제8호, 제9호</w:t>
+            </w:r>
+          </w:p>
+        </w:tc>
+      </w:tr>
+    </w:tbl>
     <w:p>
       <w:pPr>
         <w:pStyle w:val="note"/>

--- a/블로그글작성/판례/폐기물_대법원_시리즈/판례_대법원2012도7446_일시적으로5톤이상폐기물을배출해도사업장에해당합니다.docx
+++ b/블로그글작성/판례/폐기물_대법원_시리즈/판례_대법원2012도7446_일시적으로5톤이상폐기물을배출해도사업장에해당합니다.docx
@@ -587,7 +587,7 @@
       <w:tr>
         <w:tc>
           <w:tcPr>
-            <w:tcW w:type="pct" w:w="1600"/>
+            <w:tcW w:type="pct" w:w="1500"/>
             <w:shd w:val="clear" w:color="auto" w:fill="D9D9D9"/>
             <w:tcBorders>
               <w:bottom w:val="double" w:sz="6" w:space="0" w:color="808080"/>
@@ -606,13 +606,13 @@
                 <w:color w:val="000000"/>
                 <w:sz w:val="19"/>
               </w:rPr>
-              <w:t>법령</w:t>
+              <w:t>조항</w:t>
             </w:r>
           </w:p>
         </w:tc>
         <w:tc>
           <w:tcPr>
-            <w:tcW w:type="pct" w:w="3400"/>
+            <w:tcW w:type="pct" w:w="3500"/>
             <w:shd w:val="clear" w:color="auto" w:fill="D9D9D9"/>
             <w:tcBorders>
               <w:bottom w:val="double" w:sz="6" w:space="0" w:color="808080"/>
@@ -631,7 +631,7 @@
                 <w:color w:val="000000"/>
                 <w:sz w:val="19"/>
               </w:rPr>
-              <w:t>조항</w:t>
+              <w:t>적용 문구</w:t>
             </w:r>
           </w:p>
         </w:tc>
@@ -639,7 +639,7 @@
       <w:tr>
         <w:tc>
           <w:tcPr>
-            <w:tcW w:type="pct" w:w="1600"/>
+            <w:tcW w:type="pct" w:w="1500"/>
             <w:shd w:val="clear" w:color="auto" w:fill="F2F2F2"/>
           </w:tcPr>
           <w:p>
@@ -655,13 +655,31 @@
                 <w:color w:val="000000"/>
                 <w:sz w:val="19"/>
               </w:rPr>
-              <w:t>구 폐기물관리법(2010. 7. 23. 법률 제10389호로 개정되기 전의 것)</w:t>
+              <w:t>구 폐기물관리법</w:t>
+            </w:r>
+            <w:r>
+              <w:rPr>
+                <w:rFonts w:ascii="맑은 고딕" w:hAnsi="맑은 고딕" w:eastAsia="맑은 고딕" w:cs="맑은 고딕"/>
+                <w:b/>
+                <w:color w:val="000000"/>
+                <w:sz w:val="19"/>
+              </w:rPr>
+              <w:br/>
+            </w:r>
+            <w:r>
+              <w:rPr>
+                <w:rFonts w:ascii="맑은 고딕" w:hAnsi="맑은 고딕" w:eastAsia="맑은 고딕" w:cs="맑은 고딕"/>
+                <w:b/>
+                <w:color w:val="000000"/>
+                <w:sz w:val="19"/>
+              </w:rPr>
+              <w:t>제2조 제1호</w:t>
             </w:r>
           </w:p>
         </w:tc>
         <w:tc>
           <w:tcPr>
-            <w:tcW w:type="pct" w:w="3400"/>
+            <w:tcW w:type="pct" w:w="3500"/>
           </w:tcPr>
           <w:p>
             <w:pPr>
@@ -676,7 +694,7 @@
                 <w:color w:val="000000"/>
                 <w:sz w:val="19"/>
               </w:rPr>
-              <w:t>제2조 제1호, 제3호, 제18조 제1항, 제65조 제2호</w:t>
+              <w:t>이 법에서 사용하는 용어의 뜻은 다음과 같다.</w:t>
             </w:r>
           </w:p>
         </w:tc>
@@ -684,7 +702,7 @@
       <w:tr>
         <w:tc>
           <w:tcPr>
-            <w:tcW w:type="pct" w:w="1600"/>
+            <w:tcW w:type="pct" w:w="1500"/>
             <w:shd w:val="clear" w:color="auto" w:fill="F2F2F2"/>
           </w:tcPr>
           <w:p>
@@ -700,13 +718,31 @@
                 <w:color w:val="000000"/>
                 <w:sz w:val="19"/>
               </w:rPr>
-              <w:t>구 폐기물관리법 시행령(2013. 5. 28. 대통령령 제24543호로 개정되기 전의 것)</w:t>
+              <w:t>구 폐기물관리법</w:t>
+            </w:r>
+            <w:r>
+              <w:rPr>
+                <w:rFonts w:ascii="맑은 고딕" w:hAnsi="맑은 고딕" w:eastAsia="맑은 고딕" w:cs="맑은 고딕"/>
+                <w:b/>
+                <w:color w:val="000000"/>
+                <w:sz w:val="19"/>
+              </w:rPr>
+              <w:br/>
+            </w:r>
+            <w:r>
+              <w:rPr>
+                <w:rFonts w:ascii="맑은 고딕" w:hAnsi="맑은 고딕" w:eastAsia="맑은 고딕" w:cs="맑은 고딕"/>
+                <w:b/>
+                <w:color w:val="000000"/>
+                <w:sz w:val="19"/>
+              </w:rPr>
+              <w:t>제2조 제3호</w:t>
             </w:r>
           </w:p>
         </w:tc>
         <w:tc>
           <w:tcPr>
-            <w:tcW w:type="pct" w:w="3400"/>
+            <w:tcW w:type="pct" w:w="3500"/>
           </w:tcPr>
           <w:p>
             <w:pPr>
@@ -721,12 +757,342 @@
                 <w:color w:val="000000"/>
                 <w:sz w:val="19"/>
               </w:rPr>
-              <w:t>제2조 제7호, 제8호, 제9호</w:t>
+              <w:t>이 법에서 사용하는 용어의 뜻은 다음과 같다.</w:t>
+            </w:r>
+          </w:p>
+        </w:tc>
+      </w:tr>
+      <w:tr>
+        <w:tc>
+          <w:tcPr>
+            <w:tcW w:type="pct" w:w="1500"/>
+            <w:shd w:val="clear" w:color="auto" w:fill="F2F2F2"/>
+          </w:tcPr>
+          <w:p>
+            <w:pPr>
+              <w:autoSpaceDE w:val="0"/>
+              <w:autoSpaceDN w:val="0"/>
+            </w:pPr>
+            <w:r/>
+            <w:r>
+              <w:rPr>
+                <w:rFonts w:ascii="맑은 고딕" w:hAnsi="맑은 고딕" w:eastAsia="맑은 고딕" w:cs="맑은 고딕"/>
+                <w:b/>
+                <w:color w:val="000000"/>
+                <w:sz w:val="19"/>
+              </w:rPr>
+              <w:t>구 폐기물관리법</w:t>
+            </w:r>
+            <w:r>
+              <w:rPr>
+                <w:rFonts w:ascii="맑은 고딕" w:hAnsi="맑은 고딕" w:eastAsia="맑은 고딕" w:cs="맑은 고딕"/>
+                <w:b/>
+                <w:color w:val="000000"/>
+                <w:sz w:val="19"/>
+              </w:rPr>
+              <w:br/>
+            </w:r>
+            <w:r>
+              <w:rPr>
+                <w:rFonts w:ascii="맑은 고딕" w:hAnsi="맑은 고딕" w:eastAsia="맑은 고딕" w:cs="맑은 고딕"/>
+                <w:b/>
+                <w:color w:val="000000"/>
+                <w:sz w:val="19"/>
+              </w:rPr>
+              <w:t>제18조 제1항</w:t>
+            </w:r>
+          </w:p>
+        </w:tc>
+        <w:tc>
+          <w:tcPr>
+            <w:tcW w:type="pct" w:w="3500"/>
+          </w:tcPr>
+          <w:p>
+            <w:pPr>
+              <w:autoSpaceDE w:val="0"/>
+              <w:autoSpaceDN w:val="0"/>
+            </w:pPr>
+            <w:r/>
+            <w:r>
+              <w:rPr>
+                <w:rFonts w:ascii="맑은 고딕" w:hAnsi="맑은 고딕" w:eastAsia="맑은 고딕" w:cs="맑은 고딕"/>
+                <w:b w:val="0"/>
+                <w:color w:val="000000"/>
+                <w:sz w:val="19"/>
+              </w:rPr>
+              <w:t>①사업장폐기물배출자는 그의 사업장에서 발생하는 폐기물을 스스로 처리하거나 제25조제3항에 따른 폐기물처리업의 허가를 받은 자, 폐기물처리 신고자, 제4조나 제5조에 따른 폐기물처리시설을 설치ㆍ운영하는 자, 「건설폐기물의 재활용촉진에 관한 법률」 제21조에 따라 건설폐기물 처리업의 허가를 받은 자 또는 「해양폐기물 및 해양오염퇴적물 관리법」 제19조제1항제1 …</w:t>
+            </w:r>
+          </w:p>
+        </w:tc>
+      </w:tr>
+      <w:tr>
+        <w:tc>
+          <w:tcPr>
+            <w:tcW w:type="pct" w:w="1500"/>
+            <w:shd w:val="clear" w:color="auto" w:fill="F2F2F2"/>
+          </w:tcPr>
+          <w:p>
+            <w:pPr>
+              <w:autoSpaceDE w:val="0"/>
+              <w:autoSpaceDN w:val="0"/>
+            </w:pPr>
+            <w:r/>
+            <w:r>
+              <w:rPr>
+                <w:rFonts w:ascii="맑은 고딕" w:hAnsi="맑은 고딕" w:eastAsia="맑은 고딕" w:cs="맑은 고딕"/>
+                <w:b/>
+                <w:color w:val="000000"/>
+                <w:sz w:val="19"/>
+              </w:rPr>
+              <w:t>구 폐기물관리법</w:t>
+            </w:r>
+            <w:r>
+              <w:rPr>
+                <w:rFonts w:ascii="맑은 고딕" w:hAnsi="맑은 고딕" w:eastAsia="맑은 고딕" w:cs="맑은 고딕"/>
+                <w:b/>
+                <w:color w:val="000000"/>
+                <w:sz w:val="19"/>
+              </w:rPr>
+              <w:br/>
+            </w:r>
+            <w:r>
+              <w:rPr>
+                <w:rFonts w:ascii="맑은 고딕" w:hAnsi="맑은 고딕" w:eastAsia="맑은 고딕" w:cs="맑은 고딕"/>
+                <w:b/>
+                <w:color w:val="000000"/>
+                <w:sz w:val="19"/>
+              </w:rPr>
+              <w:t>제65조 제2호</w:t>
+            </w:r>
+          </w:p>
+        </w:tc>
+        <w:tc>
+          <w:tcPr>
+            <w:tcW w:type="pct" w:w="3500"/>
+          </w:tcPr>
+          <w:p>
+            <w:pPr>
+              <w:autoSpaceDE w:val="0"/>
+              <w:autoSpaceDN w:val="0"/>
+            </w:pPr>
+            <w:r/>
+            <w:r>
+              <w:rPr>
+                <w:rFonts w:ascii="맑은 고딕" w:hAnsi="맑은 고딕" w:eastAsia="맑은 고딕" w:cs="맑은 고딕"/>
+                <w:b w:val="0"/>
+                <w:color w:val="000000"/>
+                <w:sz w:val="19"/>
+              </w:rPr>
+              <w:t>다음 각 호의 어느 하나에 해당하는 자는 3년 이하의 징역이나 3천만원 이하의 벌금에 처한다. 다만, 제1호, 제6호 및 제11호의 경우 징역형과 벌금형은 병과할 수 있다.</w:t>
+            </w:r>
+          </w:p>
+        </w:tc>
+      </w:tr>
+      <w:tr>
+        <w:tc>
+          <w:tcPr>
+            <w:tcW w:type="pct" w:w="1500"/>
+            <w:shd w:val="clear" w:color="auto" w:fill="F2F2F2"/>
+          </w:tcPr>
+          <w:p>
+            <w:pPr>
+              <w:autoSpaceDE w:val="0"/>
+              <w:autoSpaceDN w:val="0"/>
+            </w:pPr>
+            <w:r/>
+            <w:r>
+              <w:rPr>
+                <w:rFonts w:ascii="맑은 고딕" w:hAnsi="맑은 고딕" w:eastAsia="맑은 고딕" w:cs="맑은 고딕"/>
+                <w:b/>
+                <w:color w:val="000000"/>
+                <w:sz w:val="19"/>
+              </w:rPr>
+              <w:t>구 폐기물관리법 시행령</w:t>
+            </w:r>
+            <w:r>
+              <w:rPr>
+                <w:rFonts w:ascii="맑은 고딕" w:hAnsi="맑은 고딕" w:eastAsia="맑은 고딕" w:cs="맑은 고딕"/>
+                <w:b/>
+                <w:color w:val="000000"/>
+                <w:sz w:val="19"/>
+              </w:rPr>
+              <w:br/>
+            </w:r>
+            <w:r>
+              <w:rPr>
+                <w:rFonts w:ascii="맑은 고딕" w:hAnsi="맑은 고딕" w:eastAsia="맑은 고딕" w:cs="맑은 고딕"/>
+                <w:b/>
+                <w:color w:val="000000"/>
+                <w:sz w:val="19"/>
+              </w:rPr>
+              <w:t>제2조 제7호</w:t>
+            </w:r>
+          </w:p>
+        </w:tc>
+        <w:tc>
+          <w:tcPr>
+            <w:tcW w:type="pct" w:w="3500"/>
+          </w:tcPr>
+          <w:p>
+            <w:pPr>
+              <w:autoSpaceDE w:val="0"/>
+              <w:autoSpaceDN w:val="0"/>
+            </w:pPr>
+            <w:r/>
+            <w:r>
+              <w:rPr>
+                <w:rFonts w:ascii="맑은 고딕" w:hAnsi="맑은 고딕" w:eastAsia="맑은 고딕" w:cs="맑은 고딕"/>
+                <w:b w:val="0"/>
+                <w:color w:val="000000"/>
+                <w:sz w:val="19"/>
+              </w:rPr>
+              <w:t>「폐기물관리법」(이하 "법"이라 한다) 제2조제3호에서 "그 밖에 대통령령으로 정하는 사업장"이란 다음 각 호의 어느 하나에 해당하는 사업장을 말한다.</w:t>
+            </w:r>
+          </w:p>
+        </w:tc>
+      </w:tr>
+      <w:tr>
+        <w:tc>
+          <w:tcPr>
+            <w:tcW w:type="pct" w:w="1500"/>
+            <w:shd w:val="clear" w:color="auto" w:fill="F2F2F2"/>
+          </w:tcPr>
+          <w:p>
+            <w:pPr>
+              <w:autoSpaceDE w:val="0"/>
+              <w:autoSpaceDN w:val="0"/>
+            </w:pPr>
+            <w:r/>
+            <w:r>
+              <w:rPr>
+                <w:rFonts w:ascii="맑은 고딕" w:hAnsi="맑은 고딕" w:eastAsia="맑은 고딕" w:cs="맑은 고딕"/>
+                <w:b/>
+                <w:color w:val="000000"/>
+                <w:sz w:val="19"/>
+              </w:rPr>
+              <w:t>구 폐기물관리법 시행령</w:t>
+            </w:r>
+            <w:r>
+              <w:rPr>
+                <w:rFonts w:ascii="맑은 고딕" w:hAnsi="맑은 고딕" w:eastAsia="맑은 고딕" w:cs="맑은 고딕"/>
+                <w:b/>
+                <w:color w:val="000000"/>
+                <w:sz w:val="19"/>
+              </w:rPr>
+              <w:br/>
+            </w:r>
+            <w:r>
+              <w:rPr>
+                <w:rFonts w:ascii="맑은 고딕" w:hAnsi="맑은 고딕" w:eastAsia="맑은 고딕" w:cs="맑은 고딕"/>
+                <w:b/>
+                <w:color w:val="000000"/>
+                <w:sz w:val="19"/>
+              </w:rPr>
+              <w:t>제2조 제8호</w:t>
+            </w:r>
+          </w:p>
+        </w:tc>
+        <w:tc>
+          <w:tcPr>
+            <w:tcW w:type="pct" w:w="3500"/>
+          </w:tcPr>
+          <w:p>
+            <w:pPr>
+              <w:autoSpaceDE w:val="0"/>
+              <w:autoSpaceDN w:val="0"/>
+            </w:pPr>
+            <w:r/>
+            <w:r>
+              <w:rPr>
+                <w:rFonts w:ascii="맑은 고딕" w:hAnsi="맑은 고딕" w:eastAsia="맑은 고딕" w:cs="맑은 고딕"/>
+                <w:b w:val="0"/>
+                <w:color w:val="000000"/>
+                <w:sz w:val="19"/>
+              </w:rPr>
+              <w:t>「폐기물관리법」(이하 "법"이라 한다) 제2조제3호에서 "그 밖에 대통령령으로 정하는 사업장"이란 다음 각 호의 어느 하나에 해당하는 사업장을 말한다.</w:t>
+            </w:r>
+          </w:p>
+        </w:tc>
+      </w:tr>
+      <w:tr>
+        <w:tc>
+          <w:tcPr>
+            <w:tcW w:type="pct" w:w="1500"/>
+            <w:shd w:val="clear" w:color="auto" w:fill="F2F2F2"/>
+          </w:tcPr>
+          <w:p>
+            <w:pPr>
+              <w:autoSpaceDE w:val="0"/>
+              <w:autoSpaceDN w:val="0"/>
+            </w:pPr>
+            <w:r/>
+            <w:r>
+              <w:rPr>
+                <w:rFonts w:ascii="맑은 고딕" w:hAnsi="맑은 고딕" w:eastAsia="맑은 고딕" w:cs="맑은 고딕"/>
+                <w:b/>
+                <w:color w:val="000000"/>
+                <w:sz w:val="19"/>
+              </w:rPr>
+              <w:t>구 폐기물관리법 시행령</w:t>
+            </w:r>
+            <w:r>
+              <w:rPr>
+                <w:rFonts w:ascii="맑은 고딕" w:hAnsi="맑은 고딕" w:eastAsia="맑은 고딕" w:cs="맑은 고딕"/>
+                <w:b/>
+                <w:color w:val="000000"/>
+                <w:sz w:val="19"/>
+              </w:rPr>
+              <w:br/>
+            </w:r>
+            <w:r>
+              <w:rPr>
+                <w:rFonts w:ascii="맑은 고딕" w:hAnsi="맑은 고딕" w:eastAsia="맑은 고딕" w:cs="맑은 고딕"/>
+                <w:b/>
+                <w:color w:val="000000"/>
+                <w:sz w:val="19"/>
+              </w:rPr>
+              <w:t>제2조 제9호</w:t>
+            </w:r>
+          </w:p>
+        </w:tc>
+        <w:tc>
+          <w:tcPr>
+            <w:tcW w:type="pct" w:w="3500"/>
+          </w:tcPr>
+          <w:p>
+            <w:pPr>
+              <w:autoSpaceDE w:val="0"/>
+              <w:autoSpaceDN w:val="0"/>
+            </w:pPr>
+            <w:r/>
+            <w:r>
+              <w:rPr>
+                <w:rFonts w:ascii="맑은 고딕" w:hAnsi="맑은 고딕" w:eastAsia="맑은 고딕" w:cs="맑은 고딕"/>
+                <w:b w:val="0"/>
+                <w:color w:val="000000"/>
+                <w:sz w:val="19"/>
+              </w:rPr>
+              <w:t>「폐기물관리법」(이하 "법"이라 한다) 제2조제3호에서 "그 밖에 대통령령으로 정하는 사업장"이란 다음 각 호의 어느 하나에 해당하는 사업장을 말한다.</w:t>
             </w:r>
           </w:p>
         </w:tc>
       </w:tr>
     </w:tbl>
+    <w:p>
+      <w:pPr>
+        <w:pStyle w:val="note"/>
+        <w:autoSpaceDE w:val="0"/>
+        <w:autoSpaceDN w:val="0"/>
+        <w:spacing w:before="80"/>
+      </w:pPr>
+      <w:r>
+        <w:rPr>
+          <w:rFonts w:ascii="맑은 고딕" w:hAnsi="맑은 고딕" w:eastAsia="맑은 고딕" w:cs="맑은 고딕"/>
+          <w:color w:val="000000"/>
+        </w:rPr>
+        <w:t>※ ‘적용 문구’는 현행 조문을 요약한 것으로, 구법이 적용된 사건은 당시 조문과 다를 수 있습니다.</w:t>
+      </w:r>
+    </w:p>
     <w:p>
       <w:pPr>
         <w:pStyle w:val="note"/>

--- a/블로그글작성/판례/폐기물_대법원_시리즈/판례_대법원2012도7446_일시적으로5톤이상폐기물을배출해도사업장에해당합니다.docx
+++ b/블로그글작성/판례/폐기물_대법원_시리즈/판례_대법원2012도7446_일시적으로5톤이상폐기물을배출해도사업장에해당합니다.docx
@@ -317,6 +317,174 @@
                 <w:sz w:val="19"/>
               </w:rPr>
               <w:t>대법원</w:t>
+            </w:r>
+          </w:p>
+        </w:tc>
+      </w:tr>
+      <w:tr>
+        <w:tc>
+          <w:tcPr>
+            <w:tcW w:type="pct" w:w="1200"/>
+            <w:shd w:val="clear" w:color="auto" w:fill="F2F2F2"/>
+          </w:tcPr>
+          <w:p>
+            <w:pPr>
+              <w:autoSpaceDE w:val="0"/>
+              <w:autoSpaceDN w:val="0"/>
+            </w:pPr>
+            <w:r>
+              <w:rPr>
+                <w:rFonts w:ascii="맑은 고딕" w:hAnsi="맑은 고딕" w:eastAsia="맑은 고딕" w:cs="맑은 고딕"/>
+                <w:b/>
+                <w:color w:val="000000"/>
+                <w:sz w:val="19"/>
+              </w:rPr>
+              <w:t>당사자</w:t>
+            </w:r>
+          </w:p>
+        </w:tc>
+        <w:tc>
+          <w:tcPr>
+            <w:tcW w:type="pct" w:w="3800"/>
+          </w:tcPr>
+          <w:p>
+            <w:pPr>
+              <w:autoSpaceDE w:val="0"/>
+              <w:autoSpaceDN w:val="0"/>
+            </w:pPr>
+            <w:r>
+              <w:rPr>
+                <w:rFonts w:ascii="맑은 고딕" w:hAnsi="맑은 고딕" w:eastAsia="맑은 고딕" w:cs="맑은 고딕"/>
+                <w:color w:val="000000"/>
+                <w:sz w:val="19"/>
+              </w:rPr>
+              <w:t>피고인 · 상고인 검사</w:t>
+            </w:r>
+          </w:p>
+        </w:tc>
+      </w:tr>
+      <w:tr>
+        <w:tc>
+          <w:tcPr>
+            <w:tcW w:type="pct" w:w="1200"/>
+            <w:shd w:val="clear" w:color="auto" w:fill="F2F2F2"/>
+          </w:tcPr>
+          <w:p>
+            <w:pPr>
+              <w:autoSpaceDE w:val="0"/>
+              <w:autoSpaceDN w:val="0"/>
+            </w:pPr>
+            <w:r>
+              <w:rPr>
+                <w:rFonts w:ascii="맑은 고딕" w:hAnsi="맑은 고딕" w:eastAsia="맑은 고딕" w:cs="맑은 고딕"/>
+                <w:b/>
+                <w:color w:val="000000"/>
+                <w:sz w:val="19"/>
+              </w:rPr>
+              <w:t>사건종류</w:t>
+            </w:r>
+          </w:p>
+        </w:tc>
+        <w:tc>
+          <w:tcPr>
+            <w:tcW w:type="pct" w:w="3800"/>
+          </w:tcPr>
+          <w:p>
+            <w:pPr>
+              <w:autoSpaceDE w:val="0"/>
+              <w:autoSpaceDN w:val="0"/>
+            </w:pPr>
+            <w:r>
+              <w:rPr>
+                <w:rFonts w:ascii="맑은 고딕" w:hAnsi="맑은 고딕" w:eastAsia="맑은 고딕" w:cs="맑은 고딕"/>
+                <w:color w:val="000000"/>
+                <w:sz w:val="19"/>
+              </w:rPr>
+              <w:t>형사 (폐기물관리법위반)</w:t>
+            </w:r>
+          </w:p>
+        </w:tc>
+      </w:tr>
+      <w:tr>
+        <w:tc>
+          <w:tcPr>
+            <w:tcW w:type="pct" w:w="1200"/>
+            <w:shd w:val="clear" w:color="auto" w:fill="F2F2F2"/>
+          </w:tcPr>
+          <w:p>
+            <w:pPr>
+              <w:autoSpaceDE w:val="0"/>
+              <w:autoSpaceDN w:val="0"/>
+            </w:pPr>
+            <w:r>
+              <w:rPr>
+                <w:rFonts w:ascii="맑은 고딕" w:hAnsi="맑은 고딕" w:eastAsia="맑은 고딕" w:cs="맑은 고딕"/>
+                <w:b/>
+                <w:color w:val="000000"/>
+                <w:sz w:val="19"/>
+              </w:rPr>
+              <w:t>원심</w:t>
+            </w:r>
+          </w:p>
+        </w:tc>
+        <w:tc>
+          <w:tcPr>
+            <w:tcW w:type="pct" w:w="3800"/>
+          </w:tcPr>
+          <w:p>
+            <w:pPr>
+              <w:autoSpaceDE w:val="0"/>
+              <w:autoSpaceDN w:val="0"/>
+            </w:pPr>
+            <w:r>
+              <w:rPr>
+                <w:rFonts w:ascii="맑은 고딕" w:hAnsi="맑은 고딕" w:eastAsia="맑은 고딕" w:cs="맑은 고딕"/>
+                <w:color w:val="000000"/>
+                <w:sz w:val="19"/>
+              </w:rPr>
+              <w:t>제주지법 2011노598 (2012. 5. 31.)</w:t>
+            </w:r>
+          </w:p>
+        </w:tc>
+      </w:tr>
+      <w:tr>
+        <w:tc>
+          <w:tcPr>
+            <w:tcW w:type="pct" w:w="1200"/>
+            <w:shd w:val="clear" w:color="auto" w:fill="F2F2F2"/>
+          </w:tcPr>
+          <w:p>
+            <w:pPr>
+              <w:autoSpaceDE w:val="0"/>
+              <w:autoSpaceDN w:val="0"/>
+            </w:pPr>
+            <w:r>
+              <w:rPr>
+                <w:rFonts w:ascii="맑은 고딕" w:hAnsi="맑은 고딕" w:eastAsia="맑은 고딕" w:cs="맑은 고딕"/>
+                <w:b/>
+                <w:color w:val="000000"/>
+                <w:sz w:val="19"/>
+              </w:rPr>
+              <w:t>결과</w:t>
+            </w:r>
+          </w:p>
+        </w:tc>
+        <w:tc>
+          <w:tcPr>
+            <w:tcW w:type="pct" w:w="3800"/>
+          </w:tcPr>
+          <w:p>
+            <w:pPr>
+              <w:autoSpaceDE w:val="0"/>
+              <w:autoSpaceDN w:val="0"/>
+            </w:pPr>
+            <w:r>
+              <w:rPr>
+                <w:rFonts w:ascii="맑은 고딕" w:hAnsi="맑은 고딕" w:eastAsia="맑은 고딕" w:cs="맑은 고딕"/>
+                <w:color w:val="000000"/>
+                <w:sz w:val="19"/>
+              </w:rPr>
+              <w:t>원심 파기환송</w:t>
             </w:r>
           </w:p>
         </w:tc>

--- a/블로그글작성/판례/폐기물_대법원_시리즈/판례_대법원2012도7446_일시적으로5톤이상폐기물을배출해도사업장에해당합니다.docx
+++ b/블로그글작성/판례/폐기물_대법원_시리즈/판례_대법원2012도7446_일시적으로5톤이상폐기물을배출해도사업장에해당합니다.docx
@@ -321,174 +321,6 @@
           </w:p>
         </w:tc>
       </w:tr>
-      <w:tr>
-        <w:tc>
-          <w:tcPr>
-            <w:tcW w:type="pct" w:w="1200"/>
-            <w:shd w:val="clear" w:color="auto" w:fill="F2F2F2"/>
-          </w:tcPr>
-          <w:p>
-            <w:pPr>
-              <w:autoSpaceDE w:val="0"/>
-              <w:autoSpaceDN w:val="0"/>
-            </w:pPr>
-            <w:r>
-              <w:rPr>
-                <w:rFonts w:ascii="맑은 고딕" w:hAnsi="맑은 고딕" w:eastAsia="맑은 고딕" w:cs="맑은 고딕"/>
-                <w:b/>
-                <w:color w:val="000000"/>
-                <w:sz w:val="19"/>
-              </w:rPr>
-              <w:t>당사자</w:t>
-            </w:r>
-          </w:p>
-        </w:tc>
-        <w:tc>
-          <w:tcPr>
-            <w:tcW w:type="pct" w:w="3800"/>
-          </w:tcPr>
-          <w:p>
-            <w:pPr>
-              <w:autoSpaceDE w:val="0"/>
-              <w:autoSpaceDN w:val="0"/>
-            </w:pPr>
-            <w:r>
-              <w:rPr>
-                <w:rFonts w:ascii="맑은 고딕" w:hAnsi="맑은 고딕" w:eastAsia="맑은 고딕" w:cs="맑은 고딕"/>
-                <w:color w:val="000000"/>
-                <w:sz w:val="19"/>
-              </w:rPr>
-              <w:t>피고인 · 상고인 검사</w:t>
-            </w:r>
-          </w:p>
-        </w:tc>
-      </w:tr>
-      <w:tr>
-        <w:tc>
-          <w:tcPr>
-            <w:tcW w:type="pct" w:w="1200"/>
-            <w:shd w:val="clear" w:color="auto" w:fill="F2F2F2"/>
-          </w:tcPr>
-          <w:p>
-            <w:pPr>
-              <w:autoSpaceDE w:val="0"/>
-              <w:autoSpaceDN w:val="0"/>
-            </w:pPr>
-            <w:r>
-              <w:rPr>
-                <w:rFonts w:ascii="맑은 고딕" w:hAnsi="맑은 고딕" w:eastAsia="맑은 고딕" w:cs="맑은 고딕"/>
-                <w:b/>
-                <w:color w:val="000000"/>
-                <w:sz w:val="19"/>
-              </w:rPr>
-              <w:t>사건종류</w:t>
-            </w:r>
-          </w:p>
-        </w:tc>
-        <w:tc>
-          <w:tcPr>
-            <w:tcW w:type="pct" w:w="3800"/>
-          </w:tcPr>
-          <w:p>
-            <w:pPr>
-              <w:autoSpaceDE w:val="0"/>
-              <w:autoSpaceDN w:val="0"/>
-            </w:pPr>
-            <w:r>
-              <w:rPr>
-                <w:rFonts w:ascii="맑은 고딕" w:hAnsi="맑은 고딕" w:eastAsia="맑은 고딕" w:cs="맑은 고딕"/>
-                <w:color w:val="000000"/>
-                <w:sz w:val="19"/>
-              </w:rPr>
-              <w:t>형사 (폐기물관리법위반)</w:t>
-            </w:r>
-          </w:p>
-        </w:tc>
-      </w:tr>
-      <w:tr>
-        <w:tc>
-          <w:tcPr>
-            <w:tcW w:type="pct" w:w="1200"/>
-            <w:shd w:val="clear" w:color="auto" w:fill="F2F2F2"/>
-          </w:tcPr>
-          <w:p>
-            <w:pPr>
-              <w:autoSpaceDE w:val="0"/>
-              <w:autoSpaceDN w:val="0"/>
-            </w:pPr>
-            <w:r>
-              <w:rPr>
-                <w:rFonts w:ascii="맑은 고딕" w:hAnsi="맑은 고딕" w:eastAsia="맑은 고딕" w:cs="맑은 고딕"/>
-                <w:b/>
-                <w:color w:val="000000"/>
-                <w:sz w:val="19"/>
-              </w:rPr>
-              <w:t>원심</w:t>
-            </w:r>
-          </w:p>
-        </w:tc>
-        <w:tc>
-          <w:tcPr>
-            <w:tcW w:type="pct" w:w="3800"/>
-          </w:tcPr>
-          <w:p>
-            <w:pPr>
-              <w:autoSpaceDE w:val="0"/>
-              <w:autoSpaceDN w:val="0"/>
-            </w:pPr>
-            <w:r>
-              <w:rPr>
-                <w:rFonts w:ascii="맑은 고딕" w:hAnsi="맑은 고딕" w:eastAsia="맑은 고딕" w:cs="맑은 고딕"/>
-                <w:color w:val="000000"/>
-                <w:sz w:val="19"/>
-              </w:rPr>
-              <w:t>제주지법 2011노598 (2012. 5. 31.)</w:t>
-            </w:r>
-          </w:p>
-        </w:tc>
-      </w:tr>
-      <w:tr>
-        <w:tc>
-          <w:tcPr>
-            <w:tcW w:type="pct" w:w="1200"/>
-            <w:shd w:val="clear" w:color="auto" w:fill="F2F2F2"/>
-          </w:tcPr>
-          <w:p>
-            <w:pPr>
-              <w:autoSpaceDE w:val="0"/>
-              <w:autoSpaceDN w:val="0"/>
-            </w:pPr>
-            <w:r>
-              <w:rPr>
-                <w:rFonts w:ascii="맑은 고딕" w:hAnsi="맑은 고딕" w:eastAsia="맑은 고딕" w:cs="맑은 고딕"/>
-                <w:b/>
-                <w:color w:val="000000"/>
-                <w:sz w:val="19"/>
-              </w:rPr>
-              <w:t>결과</w:t>
-            </w:r>
-          </w:p>
-        </w:tc>
-        <w:tc>
-          <w:tcPr>
-            <w:tcW w:type="pct" w:w="3800"/>
-          </w:tcPr>
-          <w:p>
-            <w:pPr>
-              <w:autoSpaceDE w:val="0"/>
-              <w:autoSpaceDN w:val="0"/>
-            </w:pPr>
-            <w:r>
-              <w:rPr>
-                <w:rFonts w:ascii="맑은 고딕" w:hAnsi="맑은 고딕" w:eastAsia="맑은 고딕" w:cs="맑은 고딕"/>
-                <w:color w:val="000000"/>
-                <w:sz w:val="19"/>
-              </w:rPr>
-              <w:t>원심 파기환송</w:t>
-            </w:r>
-          </w:p>
-        </w:tc>
-      </w:tr>
     </w:tbl>
     <w:p>
       <w:pPr>
@@ -566,6 +398,7 @@
         <w:rPr>
           <w:rFonts w:ascii="맑은 고딕" w:hAnsi="맑은 고딕" w:eastAsia="맑은 고딕" w:cs="맑은 고딕"/>
           <w:color w:val="000000"/>
+          <w:u w:val="single"/>
         </w:rPr>
         <w:t>일시적 또는 일회적으로 폐기물을 5t 이상 배출하는 시설 등이 구 폐기물관리법 시행령 제2조 제9호에서 정한 ‘일련의 공사 또는 작업으로 폐기물을 5t 이상 배출하는 사업장’에 해당하는지 여부(적극) 및 위 규정에서 ‘일련의 작업’의 의미</w:t>
       </w:r>
@@ -621,6 +454,13 @@
           <w:rFonts w:ascii="맑은 고딕" w:hAnsi="맑은 고딕" w:eastAsia="맑은 고딕" w:cs="맑은 고딕"/>
           <w:color w:val="000000"/>
         </w:rPr>
+        <w:br/>
+      </w:r>
+      <w:r>
+        <w:rPr>
+          <w:rFonts w:ascii="맑은 고딕" w:hAnsi="맑은 고딕" w:eastAsia="맑은 고딕" w:cs="맑은 고딕"/>
+          <w:color w:val="000000"/>
+        </w:rPr>
         <w:t>② 이 사건 공소사실은 ○○농협이 공소외인과 임치계약을 체결하고 무를 저온저장고에 보관하던 중 계약기간이 만료하였는데도 공소외인이 무를 찾아가지 않아 썩게 되자 피고인들은 이를 무단 투기하는 방법으로 처리하기로 공모한 후, 썩은 무 185.6t을 반출하여 토지에 살포해서 트랙터를 이용하여 흙과 혼합하는 방식으로 무단 처리하고, 그에 대해 주민으로부터 항의를 받게 되자 피고인 2가 위와 같이 무단 처리한 썩은 무 중 15t 가량을 다시 수거하여 자기 소유의 토지 공터 풀숲에 무단 투기하였다는 것이다.</w:t>
       </w:r>
       <w:r>
@@ -635,6 +475,13 @@
           <w:rFonts w:ascii="맑은 고딕" w:hAnsi="맑은 고딕" w:eastAsia="맑은 고딕" w:cs="맑은 고딕"/>
           <w:color w:val="000000"/>
         </w:rPr>
+        <w:br/>
+      </w:r>
+      <w:r>
+        <w:rPr>
+          <w:rFonts w:ascii="맑은 고딕" w:hAnsi="맑은 고딕" w:eastAsia="맑은 고딕" w:cs="맑은 고딕"/>
+          <w:color w:val="000000"/>
+        </w:rPr>
         <w:t>③ 원심도 인정하였다시피 이 사건에서 ‘썩은 무’는 법 제2조 제1호에 정한 ‘폐기물’에 해당함은 분명하다.</w:t>
       </w:r>
       <w:r>
@@ -649,6 +496,15 @@
           <w:rFonts w:ascii="맑은 고딕" w:hAnsi="맑은 고딕" w:eastAsia="맑은 고딕" w:cs="맑은 고딕"/>
           <w:color w:val="000000"/>
         </w:rPr>
+        <w:br/>
+      </w:r>
+      <w:r>
+        <w:rPr>
+          <w:rFonts w:ascii="맑은 고딕" w:hAnsi="맑은 고딕" w:eastAsia="맑은 고딕" w:cs="맑은 고딕"/>
+          <w:color w:val="000000"/>
+          <w:u w:val="single"/>
+          <w:shd w:val="clear" w:color="auto" w:fill="FFF2CC"/>
+        </w:rPr>
         <w:t>④ 그리고 피고인들이 ○○농협 저온저장고에서 이 사건 썩은 무를 치우는 등 저온저장고를 정리하는 행위를 한 경과를 위에서 본 법리에 비추어 보면, 이는 시행령 제2조 제9호에서 말하는 ‘일련의 작업’에 해당한다 할 것이다.</w:t>
       </w:r>
       <w:r>
@@ -663,6 +519,15 @@
           <w:rFonts w:ascii="맑은 고딕" w:hAnsi="맑은 고딕" w:eastAsia="맑은 고딕" w:cs="맑은 고딕"/>
           <w:color w:val="000000"/>
         </w:rPr>
+        <w:br/>
+      </w:r>
+      <w:r>
+        <w:rPr>
+          <w:rFonts w:ascii="맑은 고딕" w:hAnsi="맑은 고딕" w:eastAsia="맑은 고딕" w:cs="맑은 고딕"/>
+          <w:color w:val="000000"/>
+          <w:u w:val="single"/>
+          <w:shd w:val="clear" w:color="auto" w:fill="FFF2CC"/>
+        </w:rPr>
         <w:t>⑤ 따라서 이 사건 공소사실과 같은 사실관계가 인정되는 이상, 특별한 사정이 없는 한 ○○농협 저온저장고는 위 썩은 무의 처리에 관하여 ‘일련의 작업으로 폐기물을 5t 이상 배출하는 사업장’에 해당한다고 보아야 하고, 이 사건 썩은 무가 원래 공소외인의 소유로서 공소외인이 반환받아야 하는 것이라는 사정은 이와 같은 판단에 아무런 영향을 미치지 않는다고 할 것이다.</w:t>
       </w:r>
       <w:r>
@@ -677,6 +542,15 @@
           <w:rFonts w:ascii="맑은 고딕" w:hAnsi="맑은 고딕" w:eastAsia="맑은 고딕" w:cs="맑은 고딕"/>
           <w:color w:val="000000"/>
         </w:rPr>
+        <w:br/>
+      </w:r>
+      <w:r>
+        <w:rPr>
+          <w:rFonts w:ascii="맑은 고딕" w:hAnsi="맑은 고딕" w:eastAsia="맑은 고딕" w:cs="맑은 고딕"/>
+          <w:color w:val="000000"/>
+          <w:u w:val="single"/>
+          <w:shd w:val="clear" w:color="auto" w:fill="FFF2CC"/>
+        </w:rPr>
         <w:t>⑥ 결국 이 사건 썩은 무는 ‘그 밖에 대통령령으로 정하는 사업장에서 발생되는 폐기물’로서 법 제2조 제3호에 정한 ‘사업장폐기물’에 해당한다 할 것이다.</w:t>
       </w:r>
       <w:r>
@@ -691,7 +565,23 @@
           <w:rFonts w:ascii="맑은 고딕" w:hAnsi="맑은 고딕" w:eastAsia="맑은 고딕" w:cs="맑은 고딕"/>
           <w:color w:val="000000"/>
         </w:rPr>
+        <w:br/>
+      </w:r>
+      <w:r>
+        <w:rPr>
+          <w:rFonts w:ascii="맑은 고딕" w:hAnsi="맑은 고딕" w:eastAsia="맑은 고딕" w:cs="맑은 고딕"/>
+          <w:color w:val="000000"/>
+          <w:u w:val="single"/>
+          <w:shd w:val="clear" w:color="auto" w:fill="FFF2CC"/>
+        </w:rPr>
         <w:t>⑦ 원심은 이에 관하여 시행령 제2조 제9호로 정한 ‘사업장’의 의미를 오해하였고 그와 같은 잘못이 판결에 영향을 미쳤으므로, 이를 지적하는 상고이유의 주장은 이유 있다.</w:t>
+      </w:r>
+      <w:r>
+        <w:rPr>
+          <w:rFonts w:ascii="맑은 고딕" w:hAnsi="맑은 고딕" w:eastAsia="맑은 고딕" w:cs="맑은 고딕"/>
+          <w:color w:val="000000"/>
+        </w:rPr>
+        <w:br/>
       </w:r>
       <w:r>
         <w:rPr>

--- a/블로그글작성/판례/폐기물_대법원_시리즈/판례_대법원2012도7446_일시적으로5톤이상폐기물을배출해도사업장에해당합니다.docx
+++ b/블로그글작성/판례/폐기물_대법원_시리즈/판례_대법원2012도7446_일시적으로5톤이상폐기물을배출해도사업장에해당합니다.docx
@@ -501,9 +501,9 @@
       <w:r>
         <w:rPr>
           <w:rFonts w:ascii="맑은 고딕" w:hAnsi="맑은 고딕" w:eastAsia="맑은 고딕" w:cs="맑은 고딕"/>
+          <w:b/>
           <w:color w:val="000000"/>
           <w:u w:val="single"/>
-          <w:shd w:val="clear" w:color="auto" w:fill="FFF2CC"/>
         </w:rPr>
         <w:t>④ 그리고 피고인들이 ○○농협 저온저장고에서 이 사건 썩은 무를 치우는 등 저온저장고를 정리하는 행위를 한 경과를 위에서 본 법리에 비추어 보면, 이는 시행령 제2조 제9호에서 말하는 ‘일련의 작업’에 해당한다 할 것이다.</w:t>
       </w:r>
@@ -524,9 +524,9 @@
       <w:r>
         <w:rPr>
           <w:rFonts w:ascii="맑은 고딕" w:hAnsi="맑은 고딕" w:eastAsia="맑은 고딕" w:cs="맑은 고딕"/>
+          <w:b/>
           <w:color w:val="000000"/>
           <w:u w:val="single"/>
-          <w:shd w:val="clear" w:color="auto" w:fill="FFF2CC"/>
         </w:rPr>
         <w:t>⑤ 따라서 이 사건 공소사실과 같은 사실관계가 인정되는 이상, 특별한 사정이 없는 한 ○○농협 저온저장고는 위 썩은 무의 처리에 관하여 ‘일련의 작업으로 폐기물을 5t 이상 배출하는 사업장’에 해당한다고 보아야 하고, 이 사건 썩은 무가 원래 공소외인의 소유로서 공소외인이 반환받아야 하는 것이라는 사정은 이와 같은 판단에 아무런 영향을 미치지 않는다고 할 것이다.</w:t>
       </w:r>
@@ -547,9 +547,9 @@
       <w:r>
         <w:rPr>
           <w:rFonts w:ascii="맑은 고딕" w:hAnsi="맑은 고딕" w:eastAsia="맑은 고딕" w:cs="맑은 고딕"/>
+          <w:b/>
           <w:color w:val="000000"/>
           <w:u w:val="single"/>
-          <w:shd w:val="clear" w:color="auto" w:fill="FFF2CC"/>
         </w:rPr>
         <w:t>⑥ 결국 이 사건 썩은 무는 ‘그 밖에 대통령령으로 정하는 사업장에서 발생되는 폐기물’로서 법 제2조 제3호에 정한 ‘사업장폐기물’에 해당한다 할 것이다.</w:t>
       </w:r>
@@ -570,9 +570,9 @@
       <w:r>
         <w:rPr>
           <w:rFonts w:ascii="맑은 고딕" w:hAnsi="맑은 고딕" w:eastAsia="맑은 고딕" w:cs="맑은 고딕"/>
+          <w:b/>
           <w:color w:val="000000"/>
           <w:u w:val="single"/>
-          <w:shd w:val="clear" w:color="auto" w:fill="FFF2CC"/>
         </w:rPr>
         <w:t>⑦ 원심은 이에 관하여 시행령 제2조 제9호로 정한 ‘사업장’의 의미를 오해하였고 그와 같은 잘못이 판결에 영향을 미쳤으므로, 이를 지적하는 상고이유의 주장은 이유 있다.</w:t>
       </w:r>

--- a/블로그글작성/판례/폐기물_대법원_시리즈/판례_대법원2012도7446_일시적으로5톤이상폐기물을배출해도사업장에해당합니다.docx
+++ b/블로그글작성/판례/폐기물_대법원_시리즈/판례_대법원2012도7446_일시적으로5톤이상폐기물을배출해도사업장에해당합니다.docx
@@ -1136,6 +1136,32 @@
         </w:tc>
       </w:tr>
     </w:tbl>
+    <w:p>
+      <w:pPr>
+        <w:pStyle w:val="2"/>
+      </w:pPr>
+      <w:r>
+        <w:t>핵심 요약</w:t>
+      </w:r>
+    </w:p>
+    <w:p>
+      <w:pPr/>
+      <w:r>
+        <w:t>임치기간이 끝나 썩은 무 약 185톤을 무단 처리한 사안에서, 일시적·일회적으로 폐기물을 5톤 이상 배출한 시설도 일련의 공사 또는 작업으로 5톤 이상 배출하는 사업장에 해당하는지가 쟁점이었습니다.</w:t>
+      </w:r>
+    </w:p>
+    <w:p>
+      <w:pPr/>
+      <w:r>
+        <w:t>대법원은 저온저장고를 정리하며 썩은 무를 치우는 행위도 일련의 작업에 해당해 그 시설은 사업장에 해당하고, 썩은 무는 사업장폐기물이 된다고 보았습니다.</w:t>
+      </w:r>
+    </w:p>
+    <w:p>
+      <w:pPr/>
+      <w:r>
+        <w:t>배출이 일시적이거나 일회적이더라도 한 번에 5톤 이상을 배출하면 사업장폐기물 규제를 받으므로, 대량 폐기물 처리 시 사업장폐기물 배출자로서의 의무를 반드시 확인해야 합니다.</w:t>
+      </w:r>
+    </w:p>
     <w:p>
       <w:pPr>
         <w:pStyle w:val="note"/>

--- a/블로그글작성/판례/폐기물_대법원_시리즈/판례_대법원2012도7446_일시적으로5톤이상폐기물을배출해도사업장에해당합니다.docx
+++ b/블로그글작성/판례/폐기물_대법원_시리즈/판례_대법원2012도7446_일시적으로5톤이상폐기물을배출해도사업장에해당합니다.docx
@@ -16,7 +16,7 @@
           <w:color w:val="000000"/>
           <w:sz w:val="30"/>
         </w:rPr>
-        <w:t>일시적으로 5톤 이상 폐기물을 배출해도 ‘사업장’에 해당합니다</w:t>
+        <w:t>일시적으로 5톤 이상 폐기물을 배출해도 ‘사업장’에 해당합니다. (2012도7446)</w:t>
       </w:r>
     </w:p>
     <w:p>
@@ -47,12 +47,6 @@
         </w:rPr>
         <w:t>○ 일시적·일회적으로 폐기물을 5t 이상 배출하는 시설이 ‘일련의 공사 또는 작업으로 폐기물을 5t 이상 배출하는 사업장’에 해당하는지가 문제된 사건입니다. 대법원은 해당한다고 보았습니다.</w:t>
       </w:r>
-    </w:p>
-    <w:p>
-      <w:pPr>
-        <w:autoSpaceDE w:val="0"/>
-        <w:autoSpaceDN w:val="0"/>
-      </w:pPr>
     </w:p>
     <w:p>
       <w:pPr>
@@ -151,12 +145,6 @@
     </w:p>
     <w:p>
       <w:pPr>
-        <w:autoSpaceDE w:val="0"/>
-        <w:autoSpaceDN w:val="0"/>
-      </w:pPr>
-    </w:p>
-    <w:p>
-      <w:pPr>
         <w:pStyle w:val="2"/>
         <w:autoSpaceDE w:val="0"/>
         <w:autoSpaceDN w:val="0"/>
@@ -330,12 +318,6 @@
     </w:p>
     <w:p>
       <w:pPr>
-        <w:autoSpaceDE w:val="0"/>
-        <w:autoSpaceDN w:val="0"/>
-      </w:pPr>
-    </w:p>
-    <w:p>
-      <w:pPr>
         <w:pStyle w:val="2"/>
         <w:autoSpaceDE w:val="0"/>
         <w:autoSpaceDN w:val="0"/>
@@ -370,12 +352,6 @@
     </w:p>
     <w:p>
       <w:pPr>
-        <w:autoSpaceDE w:val="0"/>
-        <w:autoSpaceDN w:val="0"/>
-      </w:pPr>
-    </w:p>
-    <w:p>
-      <w:pPr>
         <w:pStyle w:val="2"/>
         <w:autoSpaceDE w:val="0"/>
         <w:autoSpaceDN w:val="0"/>
@@ -411,12 +387,6 @@
     </w:p>
     <w:p>
       <w:pPr>
-        <w:autoSpaceDE w:val="0"/>
-        <w:autoSpaceDN w:val="0"/>
-      </w:pPr>
-    </w:p>
-    <w:p>
-      <w:pPr>
         <w:pStyle w:val="2"/>
         <w:autoSpaceDE w:val="0"/>
         <w:autoSpaceDN w:val="0"/>
@@ -597,12 +567,6 @@
         </w:rPr>
         <w:t>⑧ 이에 원심판결을 파기하고 사건을 다시 심리·판단하도록 원심법원에 환송하기로 하여, 관여 대법관의 일치된 의견으로</w:t>
       </w:r>
-    </w:p>
-    <w:p>
-      <w:pPr>
-        <w:autoSpaceDE w:val="0"/>
-        <w:autoSpaceDN w:val="0"/>
-      </w:pPr>
     </w:p>
     <w:p>
       <w:pPr>
